--- a/Пояснительная записка ENV-2025.docx
+++ b/Пояснительная записка ENV-2025.docx
@@ -1807,7 +1807,7 @@
             </w:rPr>
             <w:fldChar w:fldCharType="separate"/>
           </w:r>
-          <w:hyperlink w:anchor="_Toc214210045" w:history="1">
+          <w:hyperlink w:anchor="_Toc214617866" w:history="1">
             <w:r>
               <w:rPr>
                 <w:rStyle w:val="a8"/>
@@ -1834,7 +1834,7 @@
                 <w:noProof/>
                 <w:webHidden/>
               </w:rPr>
-              <w:instrText xml:space="preserve"> PAGEREF _Toc214210045 \h </w:instrText>
+              <w:instrText xml:space="preserve"> PAGEREF _Toc214617866 \h </w:instrText>
             </w:r>
             <w:r>
               <w:rPr>
@@ -1854,7 +1854,7 @@
                 <w:noProof/>
                 <w:webHidden/>
               </w:rPr>
-              <w:t>4</w:t>
+              <w:t>5</w:t>
             </w:r>
             <w:r>
               <w:rPr>
@@ -1879,7 +1879,7 @@
               <w:lang w:eastAsia="ru-RU"/>
             </w:rPr>
           </w:pPr>
-          <w:hyperlink w:anchor="_Toc214210046" w:history="1">
+          <w:hyperlink w:anchor="_Toc214617867" w:history="1">
             <w:r>
               <w:rPr>
                 <w:rStyle w:val="a8"/>
@@ -1906,7 +1906,7 @@
                 <w:noProof/>
                 <w:webHidden/>
               </w:rPr>
-              <w:instrText xml:space="preserve"> PAGEREF _Toc214210046 \h </w:instrText>
+              <w:instrText xml:space="preserve"> PAGEREF _Toc214617867 \h </w:instrText>
             </w:r>
             <w:r>
               <w:rPr>
@@ -1948,7 +1948,7 @@
               <w:lang w:eastAsia="ru-RU"/>
             </w:rPr>
           </w:pPr>
-          <w:hyperlink w:anchor="_Toc214210047" w:history="1">
+          <w:hyperlink w:anchor="_Toc214617868" w:history="1">
             <w:r>
               <w:rPr>
                 <w:rStyle w:val="a8"/>
@@ -1975,7 +1975,7 @@
                 <w:noProof/>
                 <w:webHidden/>
               </w:rPr>
-              <w:instrText xml:space="preserve"> PAGEREF _Toc214210047 \h </w:instrText>
+              <w:instrText xml:space="preserve"> PAGEREF _Toc214617868 \h </w:instrText>
             </w:r>
             <w:r>
               <w:rPr>
@@ -2017,7 +2017,7 @@
               <w:lang w:eastAsia="ru-RU"/>
             </w:rPr>
           </w:pPr>
-          <w:hyperlink w:anchor="_Toc214210048" w:history="1">
+          <w:hyperlink w:anchor="_Toc214617869" w:history="1">
             <w:r>
               <w:rPr>
                 <w:rStyle w:val="a8"/>
@@ -2044,7 +2044,7 @@
                 <w:noProof/>
                 <w:webHidden/>
               </w:rPr>
-              <w:instrText xml:space="preserve"> PAGEREF _Toc214210048 \h </w:instrText>
+              <w:instrText xml:space="preserve"> PAGEREF _Toc214617869 \h </w:instrText>
             </w:r>
             <w:r>
               <w:rPr>
@@ -2086,7 +2086,7 @@
               <w:lang w:eastAsia="ru-RU"/>
             </w:rPr>
           </w:pPr>
-          <w:hyperlink w:anchor="_Toc214210049" w:history="1">
+          <w:hyperlink w:anchor="_Toc214617870" w:history="1">
             <w:r>
               <w:rPr>
                 <w:rStyle w:val="a8"/>
@@ -2113,7 +2113,7 @@
                 <w:noProof/>
                 <w:webHidden/>
               </w:rPr>
-              <w:instrText xml:space="preserve"> PAGEREF _Toc214210049 \h </w:instrText>
+              <w:instrText xml:space="preserve"> PAGEREF _Toc214617870 \h </w:instrText>
             </w:r>
             <w:r>
               <w:rPr>
@@ -2155,7 +2155,7 @@
               <w:lang w:eastAsia="ru-RU"/>
             </w:rPr>
           </w:pPr>
-          <w:hyperlink w:anchor="_Toc214210050" w:history="1">
+          <w:hyperlink w:anchor="_Toc214617871" w:history="1">
             <w:r>
               <w:rPr>
                 <w:rStyle w:val="a8"/>
@@ -2182,7 +2182,7 @@
                 <w:noProof/>
                 <w:webHidden/>
               </w:rPr>
-              <w:instrText xml:space="preserve"> PAGEREF _Toc214210050 \h </w:instrText>
+              <w:instrText xml:space="preserve"> PAGEREF _Toc214617871 \h </w:instrText>
             </w:r>
             <w:r>
               <w:rPr>
@@ -2224,7 +2224,7 @@
               <w:lang w:eastAsia="ru-RU"/>
             </w:rPr>
           </w:pPr>
-          <w:hyperlink w:anchor="_Toc214210051" w:history="1">
+          <w:hyperlink w:anchor="_Toc214617872" w:history="1">
             <w:r>
               <w:rPr>
                 <w:rStyle w:val="a8"/>
@@ -2251,7 +2251,7 @@
                 <w:noProof/>
                 <w:webHidden/>
               </w:rPr>
-              <w:instrText xml:space="preserve"> PAGEREF _Toc214210051 \h </w:instrText>
+              <w:instrText xml:space="preserve"> PAGEREF _Toc214617872 \h </w:instrText>
             </w:r>
             <w:r>
               <w:rPr>
@@ -2293,7 +2293,7 @@
               <w:lang w:eastAsia="ru-RU"/>
             </w:rPr>
           </w:pPr>
-          <w:hyperlink w:anchor="_Toc214210052" w:history="1">
+          <w:hyperlink w:anchor="_Toc214617873" w:history="1">
             <w:r>
               <w:rPr>
                 <w:rStyle w:val="a8"/>
@@ -2320,7 +2320,7 @@
                 <w:noProof/>
                 <w:webHidden/>
               </w:rPr>
-              <w:instrText xml:space="preserve"> PAGEREF _Toc214210052 \h </w:instrText>
+              <w:instrText xml:space="preserve"> PAGEREF _Toc214617873 \h </w:instrText>
             </w:r>
             <w:r>
               <w:rPr>
@@ -2362,7 +2362,7 @@
               <w:lang w:eastAsia="ru-RU"/>
             </w:rPr>
           </w:pPr>
-          <w:hyperlink w:anchor="_Toc214210053" w:history="1">
+          <w:hyperlink w:anchor="_Toc214617874" w:history="1">
             <w:r>
               <w:rPr>
                 <w:rStyle w:val="a8"/>
@@ -2389,7 +2389,7 @@
                 <w:noProof/>
                 <w:webHidden/>
               </w:rPr>
-              <w:instrText xml:space="preserve"> PAGEREF _Toc214210053 \h </w:instrText>
+              <w:instrText xml:space="preserve"> PAGEREF _Toc214617874 \h </w:instrText>
             </w:r>
             <w:r>
               <w:rPr>
@@ -2431,7 +2431,7 @@
               <w:lang w:eastAsia="ru-RU"/>
             </w:rPr>
           </w:pPr>
-          <w:hyperlink w:anchor="_Toc214210054" w:history="1">
+          <w:hyperlink w:anchor="_Toc214617875" w:history="1">
             <w:r>
               <w:rPr>
                 <w:rStyle w:val="a8"/>
@@ -2458,7 +2458,7 @@
                 <w:noProof/>
                 <w:webHidden/>
               </w:rPr>
-              <w:instrText xml:space="preserve"> PAGEREF _Toc214210054 \h </w:instrText>
+              <w:instrText xml:space="preserve"> PAGEREF _Toc214617875 \h </w:instrText>
             </w:r>
             <w:r>
               <w:rPr>
@@ -2500,7 +2500,7 @@
               <w:lang w:eastAsia="ru-RU"/>
             </w:rPr>
           </w:pPr>
-          <w:hyperlink w:anchor="_Toc214210055" w:history="1">
+          <w:hyperlink w:anchor="_Toc214617876" w:history="1">
             <w:r>
               <w:rPr>
                 <w:rStyle w:val="a8"/>
@@ -2527,7 +2527,7 @@
                 <w:noProof/>
                 <w:webHidden/>
               </w:rPr>
-              <w:instrText xml:space="preserve"> PAGEREF _Toc214210055 \h </w:instrText>
+              <w:instrText xml:space="preserve"> PAGEREF _Toc214617876 \h </w:instrText>
             </w:r>
             <w:r>
               <w:rPr>
@@ -2569,7 +2569,7 @@
               <w:lang w:eastAsia="ru-RU"/>
             </w:rPr>
           </w:pPr>
-          <w:hyperlink w:anchor="_Toc214210056" w:history="1">
+          <w:hyperlink w:anchor="_Toc214617877" w:history="1">
             <w:r>
               <w:rPr>
                 <w:rStyle w:val="a8"/>
@@ -2596,7 +2596,7 @@
                 <w:noProof/>
                 <w:webHidden/>
               </w:rPr>
-              <w:instrText xml:space="preserve"> PAGEREF _Toc214210056 \h </w:instrText>
+              <w:instrText xml:space="preserve"> PAGEREF _Toc214617877 \h </w:instrText>
             </w:r>
             <w:r>
               <w:rPr>
@@ -2638,7 +2638,7 @@
               <w:lang w:eastAsia="ru-RU"/>
             </w:rPr>
           </w:pPr>
-          <w:hyperlink w:anchor="_Toc214210057" w:history="1">
+          <w:hyperlink w:anchor="_Toc214617878" w:history="1">
             <w:r>
               <w:rPr>
                 <w:rStyle w:val="a8"/>
@@ -2665,7 +2665,7 @@
                 <w:noProof/>
                 <w:webHidden/>
               </w:rPr>
-              <w:instrText xml:space="preserve"> PAGEREF _Toc214210057 \h </w:instrText>
+              <w:instrText xml:space="preserve"> PAGEREF _Toc214617878 \h </w:instrText>
             </w:r>
             <w:r>
               <w:rPr>
@@ -2707,7 +2707,7 @@
               <w:lang w:eastAsia="ru-RU"/>
             </w:rPr>
           </w:pPr>
-          <w:hyperlink w:anchor="_Toc214210058" w:history="1">
+          <w:hyperlink w:anchor="_Toc214617879" w:history="1">
             <w:r>
               <w:rPr>
                 <w:rStyle w:val="a8"/>
@@ -2734,7 +2734,7 @@
                 <w:noProof/>
                 <w:webHidden/>
               </w:rPr>
-              <w:instrText xml:space="preserve"> PAGEREF _Toc214210058 \h </w:instrText>
+              <w:instrText xml:space="preserve"> PAGEREF _Toc214617879 \h </w:instrText>
             </w:r>
             <w:r>
               <w:rPr>
@@ -2776,7 +2776,7 @@
               <w:lang w:eastAsia="ru-RU"/>
             </w:rPr>
           </w:pPr>
-          <w:hyperlink w:anchor="_Toc214210059" w:history="1">
+          <w:hyperlink w:anchor="_Toc214617880" w:history="1">
             <w:r>
               <w:rPr>
                 <w:rStyle w:val="a8"/>
@@ -2803,7 +2803,7 @@
                 <w:noProof/>
                 <w:webHidden/>
               </w:rPr>
-              <w:instrText xml:space="preserve"> PAGEREF _Toc214210059 \h </w:instrText>
+              <w:instrText xml:space="preserve"> PAGEREF _Toc214617880 \h </w:instrText>
             </w:r>
             <w:r>
               <w:rPr>
@@ -2845,7 +2845,7 @@
               <w:lang w:eastAsia="ru-RU"/>
             </w:rPr>
           </w:pPr>
-          <w:hyperlink w:anchor="_Toc214210060" w:history="1">
+          <w:hyperlink w:anchor="_Toc214617881" w:history="1">
             <w:r>
               <w:rPr>
                 <w:rStyle w:val="a8"/>
@@ -2872,7 +2872,7 @@
                 <w:noProof/>
                 <w:webHidden/>
               </w:rPr>
-              <w:instrText xml:space="preserve"> PAGEREF _Toc214210060 \h </w:instrText>
+              <w:instrText xml:space="preserve"> PAGEREF _Toc214617881 \h </w:instrText>
             </w:r>
             <w:r>
               <w:rPr>
@@ -2914,7 +2914,7 @@
               <w:lang w:eastAsia="ru-RU"/>
             </w:rPr>
           </w:pPr>
-          <w:hyperlink w:anchor="_Toc214210061" w:history="1">
+          <w:hyperlink w:anchor="_Toc214617882" w:history="1">
             <w:r>
               <w:rPr>
                 <w:rStyle w:val="a8"/>
@@ -2941,7 +2941,7 @@
                 <w:noProof/>
                 <w:webHidden/>
               </w:rPr>
-              <w:instrText xml:space="preserve"> PAGEREF _Toc214210061 \h </w:instrText>
+              <w:instrText xml:space="preserve"> PAGEREF _Toc214617882 \h </w:instrText>
             </w:r>
             <w:r>
               <w:rPr>
@@ -2983,7 +2983,7 @@
               <w:lang w:eastAsia="ru-RU"/>
             </w:rPr>
           </w:pPr>
-          <w:hyperlink w:anchor="_Toc214210062" w:history="1">
+          <w:hyperlink w:anchor="_Toc214617883" w:history="1">
             <w:r>
               <w:rPr>
                 <w:rStyle w:val="a8"/>
@@ -3010,7 +3010,7 @@
                 <w:noProof/>
                 <w:webHidden/>
               </w:rPr>
-              <w:instrText xml:space="preserve"> PAGEREF _Toc214210062 \h </w:instrText>
+              <w:instrText xml:space="preserve"> PAGEREF _Toc214617883 \h </w:instrText>
             </w:r>
             <w:r>
               <w:rPr>
@@ -3052,7 +3052,7 @@
               <w:lang w:eastAsia="ru-RU"/>
             </w:rPr>
           </w:pPr>
-          <w:hyperlink w:anchor="_Toc214210063" w:history="1">
+          <w:hyperlink w:anchor="_Toc214617884" w:history="1">
             <w:r>
               <w:rPr>
                 <w:rStyle w:val="a8"/>
@@ -3079,7 +3079,7 @@
                 <w:noProof/>
                 <w:webHidden/>
               </w:rPr>
-              <w:instrText xml:space="preserve"> PAGEREF _Toc214210063 \h </w:instrText>
+              <w:instrText xml:space="preserve"> PAGEREF _Toc214617884 \h </w:instrText>
             </w:r>
             <w:r>
               <w:rPr>
@@ -3121,7 +3121,7 @@
               <w:lang w:eastAsia="ru-RU"/>
             </w:rPr>
           </w:pPr>
-          <w:hyperlink w:anchor="_Toc214210064" w:history="1">
+          <w:hyperlink w:anchor="_Toc214617885" w:history="1">
             <w:r>
               <w:rPr>
                 <w:rStyle w:val="a8"/>
@@ -3148,7 +3148,7 @@
                 <w:noProof/>
                 <w:webHidden/>
               </w:rPr>
-              <w:instrText xml:space="preserve"> PAGEREF _Toc214210064 \h </w:instrText>
+              <w:instrText xml:space="preserve"> PAGEREF _Toc214617885 \h </w:instrText>
             </w:r>
             <w:r>
               <w:rPr>
@@ -3190,7 +3190,7 @@
               <w:lang w:eastAsia="ru-RU"/>
             </w:rPr>
           </w:pPr>
-          <w:hyperlink w:anchor="_Toc214210065" w:history="1">
+          <w:hyperlink w:anchor="_Toc214617886" w:history="1">
             <w:r>
               <w:rPr>
                 <w:rStyle w:val="a8"/>
@@ -3217,7 +3217,7 @@
                 <w:noProof/>
                 <w:webHidden/>
               </w:rPr>
-              <w:instrText xml:space="preserve"> PAGEREF _Toc214210065 \h </w:instrText>
+              <w:instrText xml:space="preserve"> PAGEREF _Toc214617886 \h </w:instrText>
             </w:r>
             <w:r>
               <w:rPr>
@@ -3259,7 +3259,7 @@
               <w:lang w:eastAsia="ru-RU"/>
             </w:rPr>
           </w:pPr>
-          <w:hyperlink w:anchor="_Toc214210066" w:history="1">
+          <w:hyperlink w:anchor="_Toc214617887" w:history="1">
             <w:r>
               <w:rPr>
                 <w:rStyle w:val="a8"/>
@@ -3286,7 +3286,7 @@
                 <w:noProof/>
                 <w:webHidden/>
               </w:rPr>
-              <w:instrText xml:space="preserve"> PAGEREF _Toc214210066 \h </w:instrText>
+              <w:instrText xml:space="preserve"> PAGEREF _Toc214617887 \h </w:instrText>
             </w:r>
             <w:r>
               <w:rPr>
@@ -3328,7 +3328,7 @@
               <w:lang w:eastAsia="ru-RU"/>
             </w:rPr>
           </w:pPr>
-          <w:hyperlink w:anchor="_Toc214210067" w:history="1">
+          <w:hyperlink w:anchor="_Toc214617888" w:history="1">
             <w:r>
               <w:rPr>
                 <w:rStyle w:val="a8"/>
@@ -3355,7 +3355,7 @@
                 <w:noProof/>
                 <w:webHidden/>
               </w:rPr>
-              <w:instrText xml:space="preserve"> PAGEREF _Toc214210067 \h </w:instrText>
+              <w:instrText xml:space="preserve"> PAGEREF _Toc214617888 \h </w:instrText>
             </w:r>
             <w:r>
               <w:rPr>
@@ -3397,7 +3397,7 @@
               <w:lang w:eastAsia="ru-RU"/>
             </w:rPr>
           </w:pPr>
-          <w:hyperlink w:anchor="_Toc214210068" w:history="1">
+          <w:hyperlink w:anchor="_Toc214617889" w:history="1">
             <w:r>
               <w:rPr>
                 <w:rStyle w:val="a8"/>
@@ -3424,7 +3424,7 @@
                 <w:noProof/>
                 <w:webHidden/>
               </w:rPr>
-              <w:instrText xml:space="preserve"> PAGEREF _Toc214210068 \h </w:instrText>
+              <w:instrText xml:space="preserve"> PAGEREF _Toc214617889 \h </w:instrText>
             </w:r>
             <w:r>
               <w:rPr>
@@ -3466,7 +3466,7 @@
               <w:lang w:eastAsia="ru-RU"/>
             </w:rPr>
           </w:pPr>
-          <w:hyperlink w:anchor="_Toc214210069" w:history="1">
+          <w:hyperlink w:anchor="_Toc214617890" w:history="1">
             <w:r>
               <w:rPr>
                 <w:rStyle w:val="a8"/>
@@ -3493,7 +3493,7 @@
                 <w:noProof/>
                 <w:webHidden/>
               </w:rPr>
-              <w:instrText xml:space="preserve"> PAGEREF _Toc214210069 \h </w:instrText>
+              <w:instrText xml:space="preserve"> PAGEREF _Toc214617890 \h </w:instrText>
             </w:r>
             <w:r>
               <w:rPr>
@@ -3535,7 +3535,7 @@
               <w:lang w:eastAsia="ru-RU"/>
             </w:rPr>
           </w:pPr>
-          <w:hyperlink w:anchor="_Toc214210070" w:history="1">
+          <w:hyperlink w:anchor="_Toc214617891" w:history="1">
             <w:r>
               <w:rPr>
                 <w:rStyle w:val="a8"/>
@@ -3562,7 +3562,7 @@
                 <w:noProof/>
                 <w:webHidden/>
               </w:rPr>
-              <w:instrText xml:space="preserve"> PAGEREF _Toc214210070 \h </w:instrText>
+              <w:instrText xml:space="preserve"> PAGEREF _Toc214617891 \h </w:instrText>
             </w:r>
             <w:r>
               <w:rPr>
@@ -3604,7 +3604,7 @@
               <w:lang w:eastAsia="ru-RU"/>
             </w:rPr>
           </w:pPr>
-          <w:hyperlink w:anchor="_Toc214210071" w:history="1">
+          <w:hyperlink w:anchor="_Toc214617892" w:history="1">
             <w:r>
               <w:rPr>
                 <w:rStyle w:val="a8"/>
@@ -3631,7 +3631,7 @@
                 <w:noProof/>
                 <w:webHidden/>
               </w:rPr>
-              <w:instrText xml:space="preserve"> PAGEREF _Toc214210071 \h </w:instrText>
+              <w:instrText xml:space="preserve"> PAGEREF _Toc214617892 \h </w:instrText>
             </w:r>
             <w:r>
               <w:rPr>
@@ -3676,7 +3676,7 @@
               <w:lang w:eastAsia="ru-RU"/>
             </w:rPr>
           </w:pPr>
-          <w:hyperlink w:anchor="_Toc214210072" w:history="1">
+          <w:hyperlink w:anchor="_Toc214617893" w:history="1">
             <w:r>
               <w:rPr>
                 <w:rStyle w:val="a8"/>
@@ -3703,7 +3703,7 @@
                 <w:noProof/>
                 <w:webHidden/>
               </w:rPr>
-              <w:instrText xml:space="preserve"> PAGEREF _Toc214210072 \h </w:instrText>
+              <w:instrText xml:space="preserve"> PAGEREF _Toc214617893 \h </w:instrText>
             </w:r>
             <w:r>
               <w:rPr>
@@ -3745,7 +3745,7 @@
               <w:lang w:eastAsia="ru-RU"/>
             </w:rPr>
           </w:pPr>
-          <w:hyperlink w:anchor="_Toc214210073" w:history="1">
+          <w:hyperlink w:anchor="_Toc214617894" w:history="1">
             <w:r>
               <w:rPr>
                 <w:rStyle w:val="a8"/>
@@ -3772,7 +3772,7 @@
                 <w:noProof/>
                 <w:webHidden/>
               </w:rPr>
-              <w:instrText xml:space="preserve"> PAGEREF _Toc214210073 \h </w:instrText>
+              <w:instrText xml:space="preserve"> PAGEREF _Toc214617894 \h </w:instrText>
             </w:r>
             <w:r>
               <w:rPr>
@@ -3814,7 +3814,7 @@
               <w:lang w:eastAsia="ru-RU"/>
             </w:rPr>
           </w:pPr>
-          <w:hyperlink w:anchor="_Toc214210074" w:history="1">
+          <w:hyperlink w:anchor="_Toc214617895" w:history="1">
             <w:r>
               <w:rPr>
                 <w:rStyle w:val="a8"/>
@@ -3841,7 +3841,7 @@
                 <w:noProof/>
                 <w:webHidden/>
               </w:rPr>
-              <w:instrText xml:space="preserve"> PAGEREF _Toc214210074 \h </w:instrText>
+              <w:instrText xml:space="preserve"> PAGEREF _Toc214617895 \h </w:instrText>
             </w:r>
             <w:r>
               <w:rPr>
@@ -3883,7 +3883,7 @@
               <w:lang w:eastAsia="ru-RU"/>
             </w:rPr>
           </w:pPr>
-          <w:hyperlink w:anchor="_Toc214210075" w:history="1">
+          <w:hyperlink w:anchor="_Toc214617896" w:history="1">
             <w:r>
               <w:rPr>
                 <w:rStyle w:val="a8"/>
@@ -3910,7 +3910,7 @@
                 <w:noProof/>
                 <w:webHidden/>
               </w:rPr>
-              <w:instrText xml:space="preserve"> PAGEREF _Toc214210075 \h </w:instrText>
+              <w:instrText xml:space="preserve"> PAGEREF _Toc214617896 \h </w:instrText>
             </w:r>
             <w:r>
               <w:rPr>
@@ -3955,7 +3955,7 @@
               <w:lang w:eastAsia="ru-RU"/>
             </w:rPr>
           </w:pPr>
-          <w:hyperlink w:anchor="_Toc214210076" w:history="1">
+          <w:hyperlink w:anchor="_Toc214617897" w:history="1">
             <w:r>
               <w:rPr>
                 <w:rStyle w:val="a8"/>
@@ -3982,7 +3982,7 @@
                 <w:noProof/>
                 <w:webHidden/>
               </w:rPr>
-              <w:instrText xml:space="preserve"> PAGEREF _Toc214210076 \h </w:instrText>
+              <w:instrText xml:space="preserve"> PAGEREF _Toc214617897 \h </w:instrText>
             </w:r>
             <w:r>
               <w:rPr>
@@ -4024,7 +4024,7 @@
               <w:lang w:eastAsia="ru-RU"/>
             </w:rPr>
           </w:pPr>
-          <w:hyperlink w:anchor="_Toc214210077" w:history="1">
+          <w:hyperlink w:anchor="_Toc214617898" w:history="1">
             <w:r>
               <w:rPr>
                 <w:rStyle w:val="a8"/>
@@ -4051,7 +4051,7 @@
                 <w:noProof/>
                 <w:webHidden/>
               </w:rPr>
-              <w:instrText xml:space="preserve"> PAGEREF _Toc214210077 \h </w:instrText>
+              <w:instrText xml:space="preserve"> PAGEREF _Toc214617898 \h </w:instrText>
             </w:r>
             <w:r>
               <w:rPr>
@@ -4093,7 +4093,7 @@
               <w:lang w:eastAsia="ru-RU"/>
             </w:rPr>
           </w:pPr>
-          <w:hyperlink w:anchor="_Toc214210078" w:history="1">
+          <w:hyperlink w:anchor="_Toc214617899" w:history="1">
             <w:r>
               <w:rPr>
                 <w:rStyle w:val="a8"/>
@@ -4120,7 +4120,7 @@
                 <w:noProof/>
                 <w:webHidden/>
               </w:rPr>
-              <w:instrText xml:space="preserve"> PAGEREF _Toc214210078 \h </w:instrText>
+              <w:instrText xml:space="preserve"> PAGEREF _Toc214617899 \h </w:instrText>
             </w:r>
             <w:r>
               <w:rPr>
@@ -4162,7 +4162,7 @@
               <w:lang w:eastAsia="ru-RU"/>
             </w:rPr>
           </w:pPr>
-          <w:hyperlink w:anchor="_Toc214210079" w:history="1">
+          <w:hyperlink w:anchor="_Toc214617900" w:history="1">
             <w:r>
               <w:rPr>
                 <w:rStyle w:val="a8"/>
@@ -4189,7 +4189,7 @@
                 <w:noProof/>
                 <w:webHidden/>
               </w:rPr>
-              <w:instrText xml:space="preserve"> PAGEREF _Toc214210079 \h </w:instrText>
+              <w:instrText xml:space="preserve"> PAGEREF _Toc214617900 \h </w:instrText>
             </w:r>
             <w:r>
               <w:rPr>
@@ -4231,7 +4231,7 @@
               <w:lang w:eastAsia="ru-RU"/>
             </w:rPr>
           </w:pPr>
-          <w:hyperlink w:anchor="_Toc214210080" w:history="1">
+          <w:hyperlink w:anchor="_Toc214617901" w:history="1">
             <w:r>
               <w:rPr>
                 <w:rStyle w:val="a8"/>
@@ -4258,7 +4258,7 @@
                 <w:noProof/>
                 <w:webHidden/>
               </w:rPr>
-              <w:instrText xml:space="preserve"> PAGEREF _Toc214210080 \h </w:instrText>
+              <w:instrText xml:space="preserve"> PAGEREF _Toc214617901 \h </w:instrText>
             </w:r>
             <w:r>
               <w:rPr>
@@ -4300,7 +4300,7 @@
               <w:lang w:eastAsia="ru-RU"/>
             </w:rPr>
           </w:pPr>
-          <w:hyperlink w:anchor="_Toc214210081" w:history="1">
+          <w:hyperlink w:anchor="_Toc214617902" w:history="1">
             <w:r>
               <w:rPr>
                 <w:rStyle w:val="a8"/>
@@ -4328,7 +4328,7 @@
                 <w:noProof/>
                 <w:webHidden/>
               </w:rPr>
-              <w:instrText xml:space="preserve"> PAGEREF _Toc214210081 \h </w:instrText>
+              <w:instrText xml:space="preserve"> PAGEREF _Toc214617902 \h </w:instrText>
             </w:r>
             <w:r>
               <w:rPr>
@@ -4370,7 +4370,7 @@
               <w:lang w:eastAsia="ru-RU"/>
             </w:rPr>
           </w:pPr>
-          <w:hyperlink w:anchor="_Toc214210082" w:history="1">
+          <w:hyperlink w:anchor="_Toc214617903" w:history="1">
             <w:r>
               <w:rPr>
                 <w:rStyle w:val="a8"/>
@@ -4397,7 +4397,7 @@
                 <w:noProof/>
                 <w:webHidden/>
               </w:rPr>
-              <w:instrText xml:space="preserve"> PAGEREF _Toc214210082 \h </w:instrText>
+              <w:instrText xml:space="preserve"> PAGEREF _Toc214617903 \h </w:instrText>
             </w:r>
             <w:r>
               <w:rPr>
@@ -4439,7 +4439,7 @@
               <w:lang w:eastAsia="ru-RU"/>
             </w:rPr>
           </w:pPr>
-          <w:hyperlink w:anchor="_Toc214210083" w:history="1">
+          <w:hyperlink w:anchor="_Toc214617904" w:history="1">
             <w:r>
               <w:rPr>
                 <w:rStyle w:val="a8"/>
@@ -4466,7 +4466,7 @@
                 <w:noProof/>
                 <w:webHidden/>
               </w:rPr>
-              <w:instrText xml:space="preserve"> PAGEREF _Toc214210083 \h </w:instrText>
+              <w:instrText xml:space="preserve"> PAGEREF _Toc214617904 \h </w:instrText>
             </w:r>
             <w:r>
               <w:rPr>
@@ -4508,7 +4508,7 @@
               <w:lang w:eastAsia="ru-RU"/>
             </w:rPr>
           </w:pPr>
-          <w:hyperlink w:anchor="_Toc214210084" w:history="1">
+          <w:hyperlink w:anchor="_Toc214617905" w:history="1">
             <w:r>
               <w:rPr>
                 <w:rStyle w:val="a8"/>
@@ -4535,7 +4535,7 @@
                 <w:noProof/>
                 <w:webHidden/>
               </w:rPr>
-              <w:instrText xml:space="preserve"> PAGEREF _Toc214210084 \h </w:instrText>
+              <w:instrText xml:space="preserve"> PAGEREF _Toc214617905 \h </w:instrText>
             </w:r>
             <w:r>
               <w:rPr>
@@ -4577,7 +4577,7 @@
               <w:lang w:eastAsia="ru-RU"/>
             </w:rPr>
           </w:pPr>
-          <w:hyperlink w:anchor="_Toc214210085" w:history="1">
+          <w:hyperlink w:anchor="_Toc214617906" w:history="1">
             <w:r>
               <w:rPr>
                 <w:rStyle w:val="a8"/>
@@ -4604,7 +4604,7 @@
                 <w:noProof/>
                 <w:webHidden/>
               </w:rPr>
-              <w:instrText xml:space="preserve"> PAGEREF _Toc214210085 \h </w:instrText>
+              <w:instrText xml:space="preserve"> PAGEREF _Toc214617906 \h </w:instrText>
             </w:r>
             <w:r>
               <w:rPr>
@@ -4646,7 +4646,7 @@
               <w:lang w:eastAsia="ru-RU"/>
             </w:rPr>
           </w:pPr>
-          <w:hyperlink w:anchor="_Toc214210086" w:history="1">
+          <w:hyperlink w:anchor="_Toc214617907" w:history="1">
             <w:r>
               <w:rPr>
                 <w:rStyle w:val="a8"/>
@@ -4673,7 +4673,7 @@
                 <w:noProof/>
                 <w:webHidden/>
               </w:rPr>
-              <w:instrText xml:space="preserve"> PAGEREF _Toc214210086 \h </w:instrText>
+              <w:instrText xml:space="preserve"> PAGEREF _Toc214617907 \h </w:instrText>
             </w:r>
             <w:r>
               <w:rPr>
@@ -4718,7 +4718,7 @@
               <w:lang w:eastAsia="ru-RU"/>
             </w:rPr>
           </w:pPr>
-          <w:hyperlink w:anchor="_Toc214210087" w:history="1">
+          <w:hyperlink w:anchor="_Toc214617908" w:history="1">
             <w:r>
               <w:rPr>
                 <w:rStyle w:val="a8"/>
@@ -4745,7 +4745,7 @@
                 <w:noProof/>
                 <w:webHidden/>
               </w:rPr>
-              <w:instrText xml:space="preserve"> PAGEREF _Toc214210087 \h </w:instrText>
+              <w:instrText xml:space="preserve"> PAGEREF _Toc214617908 \h </w:instrText>
             </w:r>
             <w:r>
               <w:rPr>
@@ -4787,7 +4787,7 @@
               <w:lang w:eastAsia="ru-RU"/>
             </w:rPr>
           </w:pPr>
-          <w:hyperlink w:anchor="_Toc214210088" w:history="1">
+          <w:hyperlink w:anchor="_Toc214617909" w:history="1">
             <w:r>
               <w:rPr>
                 <w:rStyle w:val="a8"/>
@@ -4814,7 +4814,7 @@
                 <w:noProof/>
                 <w:webHidden/>
               </w:rPr>
-              <w:instrText xml:space="preserve"> PAGEREF _Toc214210088 \h </w:instrText>
+              <w:instrText xml:space="preserve"> PAGEREF _Toc214617909 \h </w:instrText>
             </w:r>
             <w:r>
               <w:rPr>
@@ -4856,7 +4856,7 @@
               <w:lang w:eastAsia="ru-RU"/>
             </w:rPr>
           </w:pPr>
-          <w:hyperlink w:anchor="_Toc214210089" w:history="1">
+          <w:hyperlink w:anchor="_Toc214617910" w:history="1">
             <w:r>
               <w:rPr>
                 <w:rStyle w:val="a8"/>
@@ -4883,7 +4883,7 @@
                 <w:noProof/>
                 <w:webHidden/>
               </w:rPr>
-              <w:instrText xml:space="preserve"> PAGEREF _Toc214210089 \h </w:instrText>
+              <w:instrText xml:space="preserve"> PAGEREF _Toc214617910 \h </w:instrText>
             </w:r>
             <w:r>
               <w:rPr>
@@ -4925,7 +4925,7 @@
               <w:lang w:eastAsia="ru-RU"/>
             </w:rPr>
           </w:pPr>
-          <w:hyperlink w:anchor="_Toc214210090" w:history="1">
+          <w:hyperlink w:anchor="_Toc214617911" w:history="1">
             <w:r>
               <w:rPr>
                 <w:rStyle w:val="a8"/>
@@ -4952,7 +4952,7 @@
                 <w:noProof/>
                 <w:webHidden/>
               </w:rPr>
-              <w:instrText xml:space="preserve"> PAGEREF _Toc214210090 \h </w:instrText>
+              <w:instrText xml:space="preserve"> PAGEREF _Toc214617911 \h </w:instrText>
             </w:r>
             <w:r>
               <w:rPr>
@@ -4994,7 +4994,7 @@
               <w:lang w:eastAsia="ru-RU"/>
             </w:rPr>
           </w:pPr>
-          <w:hyperlink w:anchor="_Toc214210091" w:history="1">
+          <w:hyperlink w:anchor="_Toc214617912" w:history="1">
             <w:r>
               <w:rPr>
                 <w:rStyle w:val="a8"/>
@@ -5021,7 +5021,7 @@
                 <w:noProof/>
                 <w:webHidden/>
               </w:rPr>
-              <w:instrText xml:space="preserve"> PAGEREF _Toc214210091 \h </w:instrText>
+              <w:instrText xml:space="preserve"> PAGEREF _Toc214617912 \h </w:instrText>
             </w:r>
             <w:r>
               <w:rPr>
@@ -5063,7 +5063,7 @@
               <w:lang w:eastAsia="ru-RU"/>
             </w:rPr>
           </w:pPr>
-          <w:hyperlink w:anchor="_Toc214210092" w:history="1">
+          <w:hyperlink w:anchor="_Toc214617913" w:history="1">
             <w:r>
               <w:rPr>
                 <w:rStyle w:val="a8"/>
@@ -5090,7 +5090,7 @@
                 <w:noProof/>
                 <w:webHidden/>
               </w:rPr>
-              <w:instrText xml:space="preserve"> PAGEREF _Toc214210092 \h </w:instrText>
+              <w:instrText xml:space="preserve"> PAGEREF _Toc214617913 \h </w:instrText>
             </w:r>
             <w:r>
               <w:rPr>
@@ -5132,7 +5132,7 @@
               <w:lang w:eastAsia="ru-RU"/>
             </w:rPr>
           </w:pPr>
-          <w:hyperlink w:anchor="_Toc214210093" w:history="1">
+          <w:hyperlink w:anchor="_Toc214617914" w:history="1">
             <w:r>
               <w:rPr>
                 <w:rStyle w:val="a8"/>
@@ -5159,7 +5159,7 @@
                 <w:noProof/>
                 <w:webHidden/>
               </w:rPr>
-              <w:instrText xml:space="preserve"> PAGEREF _Toc214210093 \h </w:instrText>
+              <w:instrText xml:space="preserve"> PAGEREF _Toc214617914 \h </w:instrText>
             </w:r>
             <w:r>
               <w:rPr>
@@ -5201,7 +5201,7 @@
               <w:lang w:eastAsia="ru-RU"/>
             </w:rPr>
           </w:pPr>
-          <w:hyperlink w:anchor="_Toc214210094" w:history="1">
+          <w:hyperlink w:anchor="_Toc214617915" w:history="1">
             <w:r>
               <w:rPr>
                 <w:rStyle w:val="a8"/>
@@ -5229,7 +5229,7 @@
                 <w:noProof/>
                 <w:webHidden/>
               </w:rPr>
-              <w:instrText xml:space="preserve"> PAGEREF _Toc214210094 \h </w:instrText>
+              <w:instrText xml:space="preserve"> PAGEREF _Toc214617915 \h </w:instrText>
             </w:r>
             <w:r>
               <w:rPr>
@@ -5271,7 +5271,7 @@
               <w:lang w:eastAsia="ru-RU"/>
             </w:rPr>
           </w:pPr>
-          <w:hyperlink w:anchor="_Toc214210095" w:history="1">
+          <w:hyperlink w:anchor="_Toc214617916" w:history="1">
             <w:r>
               <w:rPr>
                 <w:rStyle w:val="a8"/>
@@ -5299,7 +5299,7 @@
                 <w:noProof/>
                 <w:webHidden/>
               </w:rPr>
-              <w:instrText xml:space="preserve"> PAGEREF _Toc214210095 \h </w:instrText>
+              <w:instrText xml:space="preserve"> PAGEREF _Toc214617916 \h </w:instrText>
             </w:r>
             <w:r>
               <w:rPr>
@@ -5341,7 +5341,7 @@
               <w:lang w:eastAsia="ru-RU"/>
             </w:rPr>
           </w:pPr>
-          <w:hyperlink w:anchor="_Toc214210096" w:history="1">
+          <w:hyperlink w:anchor="_Toc214617917" w:history="1">
             <w:r>
               <w:rPr>
                 <w:rStyle w:val="a8"/>
@@ -5369,7 +5369,7 @@
                 <w:noProof/>
                 <w:webHidden/>
               </w:rPr>
-              <w:instrText xml:space="preserve"> PAGEREF _Toc214210096 \h </w:instrText>
+              <w:instrText xml:space="preserve"> PAGEREF _Toc214617917 \h </w:instrText>
             </w:r>
             <w:r>
               <w:rPr>
@@ -5414,7 +5414,7 @@
               <w:lang w:eastAsia="ru-RU"/>
             </w:rPr>
           </w:pPr>
-          <w:hyperlink w:anchor="_Toc214210097" w:history="1">
+          <w:hyperlink w:anchor="_Toc214617918" w:history="1">
             <w:r>
               <w:rPr>
                 <w:rStyle w:val="a8"/>
@@ -5441,7 +5441,7 @@
                 <w:noProof/>
                 <w:webHidden/>
               </w:rPr>
-              <w:instrText xml:space="preserve"> PAGEREF _Toc214210097 \h </w:instrText>
+              <w:instrText xml:space="preserve"> PAGEREF _Toc214617918 \h </w:instrText>
             </w:r>
             <w:r>
               <w:rPr>
@@ -5483,7 +5483,7 @@
               <w:lang w:eastAsia="ru-RU"/>
             </w:rPr>
           </w:pPr>
-          <w:hyperlink w:anchor="_Toc214210098" w:history="1">
+          <w:hyperlink w:anchor="_Toc214617919" w:history="1">
             <w:r>
               <w:rPr>
                 <w:rStyle w:val="a8"/>
@@ -5510,7 +5510,7 @@
                 <w:noProof/>
                 <w:webHidden/>
               </w:rPr>
-              <w:instrText xml:space="preserve"> PAGEREF _Toc214210098 \h </w:instrText>
+              <w:instrText xml:space="preserve"> PAGEREF _Toc214617919 \h </w:instrText>
             </w:r>
             <w:r>
               <w:rPr>
@@ -5552,7 +5552,7 @@
               <w:lang w:eastAsia="ru-RU"/>
             </w:rPr>
           </w:pPr>
-          <w:hyperlink w:anchor="_Toc214210099" w:history="1">
+          <w:hyperlink w:anchor="_Toc214617920" w:history="1">
             <w:r>
               <w:rPr>
                 <w:rStyle w:val="a8"/>
@@ -5579,7 +5579,7 @@
                 <w:noProof/>
                 <w:webHidden/>
               </w:rPr>
-              <w:instrText xml:space="preserve"> PAGEREF _Toc214210099 \h </w:instrText>
+              <w:instrText xml:space="preserve"> PAGEREF _Toc214617920 \h </w:instrText>
             </w:r>
             <w:r>
               <w:rPr>
@@ -5621,7 +5621,7 @@
               <w:lang w:eastAsia="ru-RU"/>
             </w:rPr>
           </w:pPr>
-          <w:hyperlink w:anchor="_Toc214210100" w:history="1">
+          <w:hyperlink w:anchor="_Toc214617921" w:history="1">
             <w:r>
               <w:rPr>
                 <w:rStyle w:val="a8"/>
@@ -5648,7 +5648,7 @@
                 <w:noProof/>
                 <w:webHidden/>
               </w:rPr>
-              <w:instrText xml:space="preserve"> PAGEREF _Toc214210100 \h </w:instrText>
+              <w:instrText xml:space="preserve"> PAGEREF _Toc214617921 \h </w:instrText>
             </w:r>
             <w:r>
               <w:rPr>
@@ -5690,7 +5690,7 @@
               <w:lang w:eastAsia="ru-RU"/>
             </w:rPr>
           </w:pPr>
-          <w:hyperlink w:anchor="_Toc214210101" w:history="1">
+          <w:hyperlink w:anchor="_Toc214617922" w:history="1">
             <w:r>
               <w:rPr>
                 <w:rStyle w:val="a8"/>
@@ -5717,7 +5717,7 @@
                 <w:noProof/>
                 <w:webHidden/>
               </w:rPr>
-              <w:instrText xml:space="preserve"> PAGEREF _Toc214210101 \h </w:instrText>
+              <w:instrText xml:space="preserve"> PAGEREF _Toc214617922 \h </w:instrText>
             </w:r>
             <w:r>
               <w:rPr>
@@ -5759,7 +5759,7 @@
               <w:lang w:eastAsia="ru-RU"/>
             </w:rPr>
           </w:pPr>
-          <w:hyperlink w:anchor="_Toc214210102" w:history="1">
+          <w:hyperlink w:anchor="_Toc214617923" w:history="1">
             <w:r>
               <w:rPr>
                 <w:rStyle w:val="a8"/>
@@ -5786,7 +5786,7 @@
                 <w:noProof/>
                 <w:webHidden/>
               </w:rPr>
-              <w:instrText xml:space="preserve"> PAGEREF _Toc214210102 \h </w:instrText>
+              <w:instrText xml:space="preserve"> PAGEREF _Toc214617923 \h </w:instrText>
             </w:r>
             <w:r>
               <w:rPr>
@@ -5828,7 +5828,7 @@
               <w:lang w:eastAsia="ru-RU"/>
             </w:rPr>
           </w:pPr>
-          <w:hyperlink w:anchor="_Toc214210103" w:history="1">
+          <w:hyperlink w:anchor="_Toc214617924" w:history="1">
             <w:r>
               <w:rPr>
                 <w:rStyle w:val="a8"/>
@@ -5855,7 +5855,7 @@
                 <w:noProof/>
                 <w:webHidden/>
               </w:rPr>
-              <w:instrText xml:space="preserve"> PAGEREF _Toc214210103 \h </w:instrText>
+              <w:instrText xml:space="preserve"> PAGEREF _Toc214617924 \h </w:instrText>
             </w:r>
             <w:r>
               <w:rPr>
@@ -5900,7 +5900,648 @@
               <w:lang w:eastAsia="ru-RU"/>
             </w:rPr>
           </w:pPr>
-          <w:hyperlink w:anchor="_Toc214210104" w:history="1">
+          <w:hyperlink w:anchor="_Toc214617925" w:history="1">
+            <w:r>
+              <w:rPr>
+                <w:rStyle w:val="a8"/>
+                <w:noProof/>
+              </w:rPr>
+              <w:t>6 Вычисление выражений</w:t>
+            </w:r>
+            <w:r>
+              <w:rPr>
+                <w:noProof/>
+                <w:webHidden/>
+              </w:rPr>
+              <w:tab/>
+            </w:r>
+            <w:r>
+              <w:rPr>
+                <w:noProof/>
+                <w:webHidden/>
+              </w:rPr>
+              <w:fldChar w:fldCharType="begin"/>
+            </w:r>
+            <w:r>
+              <w:rPr>
+                <w:noProof/>
+                <w:webHidden/>
+              </w:rPr>
+              <w:instrText xml:space="preserve"> PAGEREF _Toc214617925 \h </w:instrText>
+            </w:r>
+            <w:r>
+              <w:rPr>
+                <w:noProof/>
+                <w:webHidden/>
+              </w:rPr>
+            </w:r>
+            <w:r>
+              <w:rPr>
+                <w:noProof/>
+                <w:webHidden/>
+              </w:rPr>
+              <w:fldChar w:fldCharType="separate"/>
+            </w:r>
+            <w:r>
+              <w:rPr>
+                <w:noProof/>
+                <w:webHidden/>
+              </w:rPr>
+              <w:t>43</w:t>
+            </w:r>
+            <w:r>
+              <w:rPr>
+                <w:noProof/>
+                <w:webHidden/>
+              </w:rPr>
+              <w:fldChar w:fldCharType="end"/>
+            </w:r>
+          </w:hyperlink>
+        </w:p>
+        <w:p>
+          <w:pPr>
+            <w:pStyle w:val="21"/>
+            <w:rPr>
+              <w:rFonts w:eastAsiaTheme="minorEastAsia"/>
+              <w:noProof/>
+              <w:sz w:val="24"/>
+              <w:szCs w:val="24"/>
+              <w:lang w:eastAsia="ru-RU"/>
+            </w:rPr>
+          </w:pPr>
+          <w:hyperlink w:anchor="_Toc214617926" w:history="1">
+            <w:r>
+              <w:rPr>
+                <w:rStyle w:val="a8"/>
+                <w:noProof/>
+              </w:rPr>
+              <w:t>6.1 Выражения, допускаемые языком</w:t>
+            </w:r>
+            <w:r>
+              <w:rPr>
+                <w:noProof/>
+                <w:webHidden/>
+              </w:rPr>
+              <w:tab/>
+            </w:r>
+            <w:r>
+              <w:rPr>
+                <w:noProof/>
+                <w:webHidden/>
+              </w:rPr>
+              <w:fldChar w:fldCharType="begin"/>
+            </w:r>
+            <w:r>
+              <w:rPr>
+                <w:noProof/>
+                <w:webHidden/>
+              </w:rPr>
+              <w:instrText xml:space="preserve"> PAGEREF _Toc214617926 \h </w:instrText>
+            </w:r>
+            <w:r>
+              <w:rPr>
+                <w:noProof/>
+                <w:webHidden/>
+              </w:rPr>
+            </w:r>
+            <w:r>
+              <w:rPr>
+                <w:noProof/>
+                <w:webHidden/>
+              </w:rPr>
+              <w:fldChar w:fldCharType="separate"/>
+            </w:r>
+            <w:r>
+              <w:rPr>
+                <w:noProof/>
+                <w:webHidden/>
+              </w:rPr>
+              <w:t>43</w:t>
+            </w:r>
+            <w:r>
+              <w:rPr>
+                <w:noProof/>
+                <w:webHidden/>
+              </w:rPr>
+              <w:fldChar w:fldCharType="end"/>
+            </w:r>
+          </w:hyperlink>
+        </w:p>
+        <w:p>
+          <w:pPr>
+            <w:pStyle w:val="21"/>
+            <w:rPr>
+              <w:rFonts w:eastAsiaTheme="minorEastAsia"/>
+              <w:noProof/>
+              <w:sz w:val="24"/>
+              <w:szCs w:val="24"/>
+              <w:lang w:eastAsia="ru-RU"/>
+            </w:rPr>
+          </w:pPr>
+          <w:hyperlink w:anchor="_Toc214617927" w:history="1">
+            <w:r>
+              <w:rPr>
+                <w:rStyle w:val="a8"/>
+                <w:noProof/>
+              </w:rPr>
+              <w:t>6.2 Польская запись и принцип её построения</w:t>
+            </w:r>
+            <w:r>
+              <w:rPr>
+                <w:noProof/>
+                <w:webHidden/>
+              </w:rPr>
+              <w:tab/>
+            </w:r>
+            <w:r>
+              <w:rPr>
+                <w:noProof/>
+                <w:webHidden/>
+              </w:rPr>
+              <w:fldChar w:fldCharType="begin"/>
+            </w:r>
+            <w:r>
+              <w:rPr>
+                <w:noProof/>
+                <w:webHidden/>
+              </w:rPr>
+              <w:instrText xml:space="preserve"> PAGEREF _Toc214617927 \h </w:instrText>
+            </w:r>
+            <w:r>
+              <w:rPr>
+                <w:noProof/>
+                <w:webHidden/>
+              </w:rPr>
+            </w:r>
+            <w:r>
+              <w:rPr>
+                <w:noProof/>
+                <w:webHidden/>
+              </w:rPr>
+              <w:fldChar w:fldCharType="separate"/>
+            </w:r>
+            <w:r>
+              <w:rPr>
+                <w:noProof/>
+                <w:webHidden/>
+              </w:rPr>
+              <w:t>43</w:t>
+            </w:r>
+            <w:r>
+              <w:rPr>
+                <w:noProof/>
+                <w:webHidden/>
+              </w:rPr>
+              <w:fldChar w:fldCharType="end"/>
+            </w:r>
+          </w:hyperlink>
+        </w:p>
+        <w:p>
+          <w:pPr>
+            <w:pStyle w:val="21"/>
+            <w:rPr>
+              <w:rFonts w:eastAsiaTheme="minorEastAsia"/>
+              <w:noProof/>
+              <w:sz w:val="24"/>
+              <w:szCs w:val="24"/>
+              <w:lang w:eastAsia="ru-RU"/>
+            </w:rPr>
+          </w:pPr>
+          <w:hyperlink w:anchor="_Toc214617928" w:history="1">
+            <w:r>
+              <w:rPr>
+                <w:rStyle w:val="a8"/>
+                <w:noProof/>
+              </w:rPr>
+              <w:t>6.3 Программная реализация обработки выражений</w:t>
+            </w:r>
+            <w:r>
+              <w:rPr>
+                <w:noProof/>
+                <w:webHidden/>
+              </w:rPr>
+              <w:tab/>
+            </w:r>
+            <w:r>
+              <w:rPr>
+                <w:noProof/>
+                <w:webHidden/>
+              </w:rPr>
+              <w:fldChar w:fldCharType="begin"/>
+            </w:r>
+            <w:r>
+              <w:rPr>
+                <w:noProof/>
+                <w:webHidden/>
+              </w:rPr>
+              <w:instrText xml:space="preserve"> PAGEREF _Toc214617928 \h </w:instrText>
+            </w:r>
+            <w:r>
+              <w:rPr>
+                <w:noProof/>
+                <w:webHidden/>
+              </w:rPr>
+            </w:r>
+            <w:r>
+              <w:rPr>
+                <w:noProof/>
+                <w:webHidden/>
+              </w:rPr>
+              <w:fldChar w:fldCharType="separate"/>
+            </w:r>
+            <w:r>
+              <w:rPr>
+                <w:noProof/>
+                <w:webHidden/>
+              </w:rPr>
+              <w:t>44</w:t>
+            </w:r>
+            <w:r>
+              <w:rPr>
+                <w:noProof/>
+                <w:webHidden/>
+              </w:rPr>
+              <w:fldChar w:fldCharType="end"/>
+            </w:r>
+          </w:hyperlink>
+        </w:p>
+        <w:p>
+          <w:pPr>
+            <w:pStyle w:val="21"/>
+            <w:rPr>
+              <w:rFonts w:eastAsiaTheme="minorEastAsia"/>
+              <w:noProof/>
+              <w:sz w:val="24"/>
+              <w:szCs w:val="24"/>
+              <w:lang w:eastAsia="ru-RU"/>
+            </w:rPr>
+          </w:pPr>
+          <w:hyperlink w:anchor="_Toc214617929" w:history="1">
+            <w:r>
+              <w:rPr>
+                <w:rStyle w:val="a8"/>
+                <w:noProof/>
+              </w:rPr>
+              <w:t>6.4 Контрольный пример</w:t>
+            </w:r>
+            <w:r>
+              <w:rPr>
+                <w:noProof/>
+                <w:webHidden/>
+              </w:rPr>
+              <w:tab/>
+            </w:r>
+            <w:r>
+              <w:rPr>
+                <w:noProof/>
+                <w:webHidden/>
+              </w:rPr>
+              <w:fldChar w:fldCharType="begin"/>
+            </w:r>
+            <w:r>
+              <w:rPr>
+                <w:noProof/>
+                <w:webHidden/>
+              </w:rPr>
+              <w:instrText xml:space="preserve"> PAGEREF _Toc214617929 \h </w:instrText>
+            </w:r>
+            <w:r>
+              <w:rPr>
+                <w:noProof/>
+                <w:webHidden/>
+              </w:rPr>
+            </w:r>
+            <w:r>
+              <w:rPr>
+                <w:noProof/>
+                <w:webHidden/>
+              </w:rPr>
+              <w:fldChar w:fldCharType="separate"/>
+            </w:r>
+            <w:r>
+              <w:rPr>
+                <w:noProof/>
+                <w:webHidden/>
+              </w:rPr>
+              <w:t>44</w:t>
+            </w:r>
+            <w:r>
+              <w:rPr>
+                <w:noProof/>
+                <w:webHidden/>
+              </w:rPr>
+              <w:fldChar w:fldCharType="end"/>
+            </w:r>
+          </w:hyperlink>
+        </w:p>
+        <w:p>
+          <w:pPr>
+            <w:pStyle w:val="11"/>
+            <w:tabs>
+              <w:tab w:val="right" w:leader="dot" w:pos="9344"/>
+            </w:tabs>
+            <w:rPr>
+              <w:rFonts w:eastAsiaTheme="minorEastAsia"/>
+              <w:noProof/>
+              <w:sz w:val="24"/>
+              <w:szCs w:val="24"/>
+              <w:lang w:eastAsia="ru-RU"/>
+            </w:rPr>
+          </w:pPr>
+          <w:hyperlink w:anchor="_Toc214617930" w:history="1">
+            <w:r>
+              <w:rPr>
+                <w:rStyle w:val="a8"/>
+                <w:noProof/>
+              </w:rPr>
+              <w:t>7. Генерация кода</w:t>
+            </w:r>
+            <w:r>
+              <w:rPr>
+                <w:noProof/>
+                <w:webHidden/>
+              </w:rPr>
+              <w:tab/>
+            </w:r>
+            <w:r>
+              <w:rPr>
+                <w:noProof/>
+                <w:webHidden/>
+              </w:rPr>
+              <w:fldChar w:fldCharType="begin"/>
+            </w:r>
+            <w:r>
+              <w:rPr>
+                <w:noProof/>
+                <w:webHidden/>
+              </w:rPr>
+              <w:instrText xml:space="preserve"> PAGEREF _Toc214617930 \h </w:instrText>
+            </w:r>
+            <w:r>
+              <w:rPr>
+                <w:noProof/>
+                <w:webHidden/>
+              </w:rPr>
+            </w:r>
+            <w:r>
+              <w:rPr>
+                <w:noProof/>
+                <w:webHidden/>
+              </w:rPr>
+              <w:fldChar w:fldCharType="separate"/>
+            </w:r>
+            <w:r>
+              <w:rPr>
+                <w:noProof/>
+                <w:webHidden/>
+              </w:rPr>
+              <w:t>46</w:t>
+            </w:r>
+            <w:r>
+              <w:rPr>
+                <w:noProof/>
+                <w:webHidden/>
+              </w:rPr>
+              <w:fldChar w:fldCharType="end"/>
+            </w:r>
+          </w:hyperlink>
+        </w:p>
+        <w:p>
+          <w:pPr>
+            <w:pStyle w:val="21"/>
+            <w:rPr>
+              <w:rFonts w:eastAsiaTheme="minorEastAsia"/>
+              <w:noProof/>
+              <w:sz w:val="24"/>
+              <w:szCs w:val="24"/>
+              <w:lang w:eastAsia="ru-RU"/>
+            </w:rPr>
+          </w:pPr>
+          <w:hyperlink w:anchor="_Toc214617931" w:history="1">
+            <w:r>
+              <w:rPr>
+                <w:rStyle w:val="a8"/>
+                <w:noProof/>
+              </w:rPr>
+              <w:t>7.1 Структура генератора кода</w:t>
+            </w:r>
+            <w:r>
+              <w:rPr>
+                <w:noProof/>
+                <w:webHidden/>
+              </w:rPr>
+              <w:tab/>
+            </w:r>
+            <w:r>
+              <w:rPr>
+                <w:noProof/>
+                <w:webHidden/>
+              </w:rPr>
+              <w:fldChar w:fldCharType="begin"/>
+            </w:r>
+            <w:r>
+              <w:rPr>
+                <w:noProof/>
+                <w:webHidden/>
+              </w:rPr>
+              <w:instrText xml:space="preserve"> PAGEREF _Toc214617931 \h </w:instrText>
+            </w:r>
+            <w:r>
+              <w:rPr>
+                <w:noProof/>
+                <w:webHidden/>
+              </w:rPr>
+            </w:r>
+            <w:r>
+              <w:rPr>
+                <w:noProof/>
+                <w:webHidden/>
+              </w:rPr>
+              <w:fldChar w:fldCharType="separate"/>
+            </w:r>
+            <w:r>
+              <w:rPr>
+                <w:noProof/>
+                <w:webHidden/>
+              </w:rPr>
+              <w:t>46</w:t>
+            </w:r>
+            <w:r>
+              <w:rPr>
+                <w:noProof/>
+                <w:webHidden/>
+              </w:rPr>
+              <w:fldChar w:fldCharType="end"/>
+            </w:r>
+          </w:hyperlink>
+        </w:p>
+        <w:p>
+          <w:pPr>
+            <w:pStyle w:val="21"/>
+            <w:rPr>
+              <w:rFonts w:eastAsiaTheme="minorEastAsia"/>
+              <w:noProof/>
+              <w:sz w:val="24"/>
+              <w:szCs w:val="24"/>
+              <w:lang w:eastAsia="ru-RU"/>
+            </w:rPr>
+          </w:pPr>
+          <w:hyperlink w:anchor="_Toc214617932" w:history="1">
+            <w:r>
+              <w:rPr>
+                <w:rStyle w:val="a8"/>
+                <w:noProof/>
+              </w:rPr>
+              <w:t>7.2 Представление типов данных в оперативной памяти</w:t>
+            </w:r>
+            <w:r>
+              <w:rPr>
+                <w:noProof/>
+                <w:webHidden/>
+              </w:rPr>
+              <w:tab/>
+            </w:r>
+            <w:r>
+              <w:rPr>
+                <w:noProof/>
+                <w:webHidden/>
+              </w:rPr>
+              <w:fldChar w:fldCharType="begin"/>
+            </w:r>
+            <w:r>
+              <w:rPr>
+                <w:noProof/>
+                <w:webHidden/>
+              </w:rPr>
+              <w:instrText xml:space="preserve"> PAGEREF _Toc214617932 \h </w:instrText>
+            </w:r>
+            <w:r>
+              <w:rPr>
+                <w:noProof/>
+                <w:webHidden/>
+              </w:rPr>
+            </w:r>
+            <w:r>
+              <w:rPr>
+                <w:noProof/>
+                <w:webHidden/>
+              </w:rPr>
+              <w:fldChar w:fldCharType="separate"/>
+            </w:r>
+            <w:r>
+              <w:rPr>
+                <w:noProof/>
+                <w:webHidden/>
+              </w:rPr>
+              <w:t>47</w:t>
+            </w:r>
+            <w:r>
+              <w:rPr>
+                <w:noProof/>
+                <w:webHidden/>
+              </w:rPr>
+              <w:fldChar w:fldCharType="end"/>
+            </w:r>
+          </w:hyperlink>
+        </w:p>
+        <w:p>
+          <w:pPr>
+            <w:pStyle w:val="21"/>
+            <w:rPr>
+              <w:rFonts w:eastAsiaTheme="minorEastAsia"/>
+              <w:noProof/>
+              <w:sz w:val="24"/>
+              <w:szCs w:val="24"/>
+              <w:lang w:eastAsia="ru-RU"/>
+            </w:rPr>
+          </w:pPr>
+          <w:hyperlink w:anchor="_Toc214617933" w:history="1">
+            <w:r>
+              <w:rPr>
+                <w:rStyle w:val="a8"/>
+                <w:noProof/>
+              </w:rPr>
+              <w:t>7.3 Статическая биб</w:t>
+            </w:r>
+            <w:r>
+              <w:rPr>
+                <w:rStyle w:val="a8"/>
+                <w:noProof/>
+              </w:rPr>
+              <w:t>л</w:t>
+            </w:r>
+            <w:r>
+              <w:rPr>
+                <w:rStyle w:val="a8"/>
+                <w:noProof/>
+              </w:rPr>
+              <w:t>иотека</w:t>
+            </w:r>
+            <w:r>
+              <w:rPr>
+                <w:noProof/>
+                <w:webHidden/>
+              </w:rPr>
+              <w:tab/>
+            </w:r>
+            <w:r>
+              <w:rPr>
+                <w:noProof/>
+                <w:webHidden/>
+              </w:rPr>
+              <w:fldChar w:fldCharType="begin"/>
+            </w:r>
+            <w:r>
+              <w:rPr>
+                <w:noProof/>
+                <w:webHidden/>
+              </w:rPr>
+              <w:instrText xml:space="preserve"> PAGEREF _Toc214617933 \h </w:instrText>
+            </w:r>
+            <w:r>
+              <w:rPr>
+                <w:noProof/>
+                <w:webHidden/>
+              </w:rPr>
+            </w:r>
+            <w:r>
+              <w:rPr>
+                <w:noProof/>
+                <w:webHidden/>
+              </w:rPr>
+              <w:fldChar w:fldCharType="separate"/>
+            </w:r>
+            <w:r>
+              <w:rPr>
+                <w:noProof/>
+                <w:webHidden/>
+              </w:rPr>
+              <w:t>47</w:t>
+            </w:r>
+            <w:r>
+              <w:rPr>
+                <w:noProof/>
+                <w:webHidden/>
+              </w:rPr>
+              <w:fldChar w:fldCharType="end"/>
+            </w:r>
+          </w:hyperlink>
+        </w:p>
+        <w:p>
+          <w:pPr>
+            <w:pStyle w:val="11"/>
+            <w:tabs>
+              <w:tab w:val="right" w:leader="dot" w:pos="9344"/>
+            </w:tabs>
+            <w:rPr>
+              <w:rFonts w:eastAsiaTheme="minorEastAsia"/>
+              <w:noProof/>
+              <w:sz w:val="24"/>
+              <w:szCs w:val="24"/>
+              <w:lang w:eastAsia="ru-RU"/>
+            </w:rPr>
+          </w:pPr>
+          <w:hyperlink w:anchor="_Toc214617934" w:history="1">
             <w:r>
               <w:rPr>
                 <w:rStyle w:val="a8"/>
@@ -5928,7 +6569,7 @@
                 <w:noProof/>
                 <w:webHidden/>
               </w:rPr>
-              <w:instrText xml:space="preserve"> PAGEREF _Toc214210104 \h </w:instrText>
+              <w:instrText xml:space="preserve"> PAGEREF _Toc214617934 \h </w:instrText>
             </w:r>
             <w:r>
               <w:rPr>
@@ -5948,7 +6589,7 @@
                 <w:noProof/>
                 <w:webHidden/>
               </w:rPr>
-              <w:t>44</w:t>
+              <w:t>50</w:t>
             </w:r>
             <w:r>
               <w:rPr>
@@ -5996,7 +6637,7 @@
       <w:pPr>
         <w:pStyle w:val="1"/>
       </w:pPr>
-      <w:bookmarkStart w:id="3" w:name="_Toc214210045"/>
+      <w:bookmarkStart w:id="3" w:name="_Toc214617866"/>
       <w:r>
         <w:t>Введение</w:t>
       </w:r>
@@ -6573,7 +7214,7 @@
       <w:pPr>
         <w:pStyle w:val="1"/>
       </w:pPr>
-      <w:bookmarkStart w:id="4" w:name="_Toc214210046"/>
+      <w:bookmarkStart w:id="4" w:name="_Toc214617867"/>
       <w:r>
         <w:t>1</w:t>
       </w:r>
@@ -6586,7 +7227,7 @@
       <w:pPr>
         <w:pStyle w:val="2"/>
       </w:pPr>
-      <w:bookmarkStart w:id="5" w:name="_Toc214210047"/>
+      <w:bookmarkStart w:id="5" w:name="_Toc214617868"/>
       <w:r>
         <w:t>1.1 Характеристика языка программирования</w:t>
       </w:r>
@@ -6822,7 +7463,7 @@
       <w:pPr>
         <w:pStyle w:val="2"/>
       </w:pPr>
-      <w:bookmarkStart w:id="6" w:name="_Toc214210048"/>
+      <w:bookmarkStart w:id="6" w:name="_Toc214617869"/>
       <w:r>
         <w:t>1.2 Определение алфавита языка программирования</w:t>
       </w:r>
@@ -7817,7 +8458,7 @@
       <w:pPr>
         <w:pStyle w:val="2"/>
       </w:pPr>
-      <w:bookmarkStart w:id="7" w:name="_Toc214210049"/>
+      <w:bookmarkStart w:id="7" w:name="_Toc214617870"/>
       <w:r>
         <w:t>1.3 Применяемые сепараторы</w:t>
       </w:r>
@@ -8542,7 +9183,7 @@
       <w:pPr>
         <w:pStyle w:val="2"/>
       </w:pPr>
-      <w:bookmarkStart w:id="8" w:name="_Toc214210050"/>
+      <w:bookmarkStart w:id="8" w:name="_Toc214617871"/>
       <w:r>
         <w:t>1.4 Применяемые кодировки</w:t>
       </w:r>
@@ -8901,7 +9542,7 @@
       <w:pPr>
         <w:pStyle w:val="2"/>
       </w:pPr>
-      <w:bookmarkStart w:id="9" w:name="_Toc214210051"/>
+      <w:bookmarkStart w:id="9" w:name="_Toc214617872"/>
       <w:r>
         <w:t>1.5 Типы данных</w:t>
       </w:r>
@@ -9577,7 +10218,7 @@
           <w:rFonts w:eastAsiaTheme="minorHAnsi"/>
         </w:rPr>
       </w:pPr>
-      <w:bookmarkStart w:id="10" w:name="_Toc214210052"/>
+      <w:bookmarkStart w:id="10" w:name="_Toc214617873"/>
       <w:r>
         <w:rPr>
           <w:rFonts w:eastAsiaTheme="minorHAnsi"/>
@@ -9616,7 +10257,7 @@
       <w:pPr>
         <w:pStyle w:val="2"/>
       </w:pPr>
-      <w:bookmarkStart w:id="11" w:name="_Toc214210053"/>
+      <w:bookmarkStart w:id="11" w:name="_Toc214617874"/>
       <w:r>
         <w:t>1.7 Идентификаторы</w:t>
       </w:r>
@@ -9709,7 +10350,7 @@
       <w:pPr>
         <w:pStyle w:val="2"/>
       </w:pPr>
-      <w:bookmarkStart w:id="12" w:name="_Toc214210054"/>
+      <w:bookmarkStart w:id="12" w:name="_Toc214617875"/>
       <w:r>
         <w:t>1.8 Литералы</w:t>
       </w:r>
@@ -10270,7 +10911,7 @@
       <w:pPr>
         <w:pStyle w:val="2"/>
       </w:pPr>
-      <w:bookmarkStart w:id="13" w:name="_Toc214210055"/>
+      <w:bookmarkStart w:id="13" w:name="_Toc214617876"/>
       <w:r>
         <w:t>1.9 Объявление данных</w:t>
       </w:r>
@@ -10578,7 +11219,7 @@
       <w:pPr>
         <w:pStyle w:val="2"/>
       </w:pPr>
-      <w:bookmarkStart w:id="14" w:name="_Toc214210056"/>
+      <w:bookmarkStart w:id="14" w:name="_Toc214617877"/>
       <w:r>
         <w:t>1.10 Инициализация данных</w:t>
       </w:r>
@@ -10816,7 +11457,7 @@
       <w:pPr>
         <w:pStyle w:val="2"/>
       </w:pPr>
-      <w:bookmarkStart w:id="15" w:name="_Toc214210057"/>
+      <w:bookmarkStart w:id="15" w:name="_Toc214617878"/>
       <w:r>
         <w:t>1.11 Инструкции языка</w:t>
       </w:r>
@@ -11845,7 +12486,7 @@
       <w:pPr>
         <w:pStyle w:val="2"/>
       </w:pPr>
-      <w:bookmarkStart w:id="16" w:name="_Toc214210058"/>
+      <w:bookmarkStart w:id="16" w:name="_Toc214617879"/>
       <w:r>
         <w:t>1.12 Операции языка</w:t>
       </w:r>
@@ -12332,7 +12973,7 @@
       <w:pPr>
         <w:pStyle w:val="2"/>
       </w:pPr>
-      <w:bookmarkStart w:id="17" w:name="_Toc214210059"/>
+      <w:bookmarkStart w:id="17" w:name="_Toc214617880"/>
       <w:r>
         <w:t>1.13 Выражения и их вычисление</w:t>
       </w:r>
@@ -12506,7 +13147,7 @@
       <w:pPr>
         <w:pStyle w:val="2"/>
       </w:pPr>
-      <w:bookmarkStart w:id="18" w:name="_Toc214210060"/>
+      <w:bookmarkStart w:id="18" w:name="_Toc214617881"/>
       <w:r>
         <w:t>1.14 Конструкции языка</w:t>
       </w:r>
@@ -13639,7 +14280,7 @@
       <w:pPr>
         <w:pStyle w:val="2"/>
       </w:pPr>
-      <w:bookmarkStart w:id="20" w:name="_Toc214210061"/>
+      <w:bookmarkStart w:id="20" w:name="_Toc214617882"/>
       <w:r>
         <w:t>1.15 Область видимости идентификаторов</w:t>
       </w:r>
@@ -13693,7 +14334,7 @@
           <w:lang w:val="en-US"/>
         </w:rPr>
       </w:pPr>
-      <w:bookmarkStart w:id="21" w:name="_Toc214210062"/>
+      <w:bookmarkStart w:id="21" w:name="_Toc214617883"/>
       <w:r>
         <w:t>1.16 Семантические проверки</w:t>
       </w:r>
@@ -14050,7 +14691,7 @@
       <w:pPr>
         <w:pStyle w:val="2"/>
       </w:pPr>
-      <w:bookmarkStart w:id="22" w:name="_Toc214210063"/>
+      <w:bookmarkStart w:id="22" w:name="_Toc214617884"/>
       <w:r>
         <w:t>1.17 Распределение оперативной памяти</w:t>
       </w:r>
@@ -14107,7 +14748,7 @@
       <w:pPr>
         <w:pStyle w:val="2"/>
       </w:pPr>
-      <w:bookmarkStart w:id="23" w:name="_Toc214210064"/>
+      <w:bookmarkStart w:id="23" w:name="_Toc214617885"/>
       <w:r>
         <w:t>1.18 Стандартная библиотека</w:t>
       </w:r>
@@ -15315,7 +15956,7 @@
       <w:pPr>
         <w:pStyle w:val="2"/>
       </w:pPr>
-      <w:bookmarkStart w:id="24" w:name="_Toc214210065"/>
+      <w:bookmarkStart w:id="24" w:name="_Toc214617886"/>
       <w:r>
         <w:t>1.19 Ввод и вывод данных</w:t>
       </w:r>
@@ -15635,7 +16276,7 @@
       <w:pPr>
         <w:pStyle w:val="2"/>
       </w:pPr>
-      <w:bookmarkStart w:id="25" w:name="_Toc214210066"/>
+      <w:bookmarkStart w:id="25" w:name="_Toc214617887"/>
       <w:r>
         <w:t>1.20 Точка входа</w:t>
       </w:r>
@@ -15721,7 +16362,7 @@
       <w:pPr>
         <w:pStyle w:val="2"/>
       </w:pPr>
-      <w:bookmarkStart w:id="26" w:name="_Toc214210067"/>
+      <w:bookmarkStart w:id="26" w:name="_Toc214617888"/>
       <w:r>
         <w:t>1.21 Препроцессор</w:t>
       </w:r>
@@ -15751,7 +16392,7 @@
       <w:pPr>
         <w:pStyle w:val="2"/>
       </w:pPr>
-      <w:bookmarkStart w:id="27" w:name="_Toc214210068"/>
+      <w:bookmarkStart w:id="27" w:name="_Toc214617889"/>
       <w:r>
         <w:t>1.22 Соглашение о вызовах</w:t>
       </w:r>
@@ -15871,7 +16512,7 @@
       <w:pPr>
         <w:pStyle w:val="2"/>
       </w:pPr>
-      <w:bookmarkStart w:id="28" w:name="_Toc214210069"/>
+      <w:bookmarkStart w:id="28" w:name="_Toc214617890"/>
       <w:r>
         <w:t>1.23 Объектный код</w:t>
       </w:r>
@@ -15901,7 +16542,7 @@
       <w:pPr>
         <w:pStyle w:val="2"/>
       </w:pPr>
-      <w:bookmarkStart w:id="29" w:name="_Toc214210070"/>
+      <w:bookmarkStart w:id="29" w:name="_Toc214617891"/>
       <w:r>
         <w:t>1.24 Классификация сообщений транслятора</w:t>
       </w:r>
@@ -16310,7 +16951,7 @@
       <w:r>
         <w:t xml:space="preserve">          </w:t>
       </w:r>
-      <w:bookmarkStart w:id="30" w:name="_Toc214210071"/>
+      <w:bookmarkStart w:id="30" w:name="_Toc214617892"/>
       <w:r>
         <w:t>1.25 Контрольный пример</w:t>
       </w:r>
@@ -16364,7 +17005,7 @@
         </w:rPr>
       </w:pPr>
       <w:bookmarkStart w:id="31" w:name="_Toc27604579"/>
-      <w:bookmarkStart w:id="32" w:name="_Toc214210072"/>
+      <w:bookmarkStart w:id="32" w:name="_Toc214617893"/>
       <w:r>
         <w:rPr>
           <w:rStyle w:val="10"/>
@@ -16381,7 +17022,7 @@
       </w:pPr>
       <w:bookmarkStart w:id="33" w:name="_Toc532650615"/>
       <w:bookmarkStart w:id="34" w:name="_Toc27604580"/>
-      <w:bookmarkStart w:id="35" w:name="_Toc214210073"/>
+      <w:bookmarkStart w:id="35" w:name="_Toc214617894"/>
       <w:r>
         <w:t>2.1 Компоненты транслятора, их назначение и принципы взаимодействия</w:t>
       </w:r>
@@ -16648,7 +17289,7 @@
       <w:pPr>
         <w:pStyle w:val="2"/>
       </w:pPr>
-      <w:bookmarkStart w:id="36" w:name="_Toc214210074"/>
+      <w:bookmarkStart w:id="36" w:name="_Toc214617895"/>
       <w:r>
         <w:t>2.2 Перечень входных параметров транслятора</w:t>
       </w:r>
@@ -17475,7 +18116,7 @@
           <w:lang w:val="en-US"/>
         </w:rPr>
       </w:pPr>
-      <w:bookmarkStart w:id="37" w:name="_Toc214210075"/>
+      <w:bookmarkStart w:id="37" w:name="_Toc214617896"/>
       <w:r>
         <w:t>2.3 Протоколы, формируемые транслятором</w:t>
       </w:r>
@@ -17846,7 +18487,7 @@
         <w:pStyle w:val="1"/>
       </w:pPr>
       <w:bookmarkStart w:id="38" w:name="_Toc27604583"/>
-      <w:bookmarkStart w:id="39" w:name="_Toc214210076"/>
+      <w:bookmarkStart w:id="39" w:name="_Toc214617897"/>
       <w:r>
         <w:t xml:space="preserve">3. </w:t>
       </w:r>
@@ -17864,7 +18505,7 @@
       </w:pPr>
       <w:bookmarkStart w:id="41" w:name="_Toc532650619"/>
       <w:bookmarkStart w:id="42" w:name="_Toc27604584"/>
-      <w:bookmarkStart w:id="43" w:name="_Toc214210077"/>
+      <w:bookmarkStart w:id="43" w:name="_Toc214617898"/>
       <w:r>
         <w:t>3.1 Структура лексического анализатора</w:t>
       </w:r>
@@ -18478,7 +19119,7 @@
         <w:pStyle w:val="2"/>
       </w:pPr>
       <w:bookmarkStart w:id="44" w:name="_Toc185260228"/>
-      <w:bookmarkStart w:id="45" w:name="_Toc214210078"/>
+      <w:bookmarkStart w:id="45" w:name="_Toc214617899"/>
       <w:r>
         <w:t>3.2 Контроль входных символов</w:t>
       </w:r>
@@ -20212,7 +20853,7 @@
       <w:pPr>
         <w:pStyle w:val="2"/>
       </w:pPr>
-      <w:bookmarkStart w:id="46" w:name="_Toc214210079"/>
+      <w:bookmarkStart w:id="46" w:name="_Toc214617900"/>
       <w:r>
         <w:t>3.3 Удаление избыточных символов</w:t>
       </w:r>
@@ -20520,7 +21161,7 @@
       <w:pPr>
         <w:pStyle w:val="2"/>
       </w:pPr>
-      <w:bookmarkStart w:id="47" w:name="_Toc214210080"/>
+      <w:bookmarkStart w:id="47" w:name="_Toc214617901"/>
       <w:r>
         <w:t>3.4 Перечень ключевых слов</w:t>
       </w:r>
@@ -23812,7 +24453,7 @@
           <w:rFonts w:eastAsia="Times New Roman"/>
         </w:rPr>
       </w:pPr>
-      <w:bookmarkStart w:id="48" w:name="_Toc214210081"/>
+      <w:bookmarkStart w:id="48" w:name="_Toc214617902"/>
       <w:r>
         <w:rPr>
           <w:rFonts w:eastAsia="Times New Roman"/>
@@ -24323,7 +24964,7 @@
       <w:pPr>
         <w:pStyle w:val="2"/>
       </w:pPr>
-      <w:bookmarkStart w:id="49" w:name="_Toc214210082"/>
+      <w:bookmarkStart w:id="49" w:name="_Toc214617903"/>
       <w:r>
         <w:t>3.6 Принцип обработки ошибок лексического анализа</w:t>
       </w:r>
@@ -24478,7 +25119,7 @@
       <w:pPr>
         <w:pStyle w:val="2"/>
       </w:pPr>
-      <w:bookmarkStart w:id="50" w:name="_Toc214210083"/>
+      <w:bookmarkStart w:id="50" w:name="_Toc214617904"/>
       <w:r>
         <w:t>3.7 Организация сообщений лексического анализатора</w:t>
       </w:r>
@@ -24508,7 +25149,7 @@
       <w:pPr>
         <w:pStyle w:val="2"/>
       </w:pPr>
-      <w:bookmarkStart w:id="51" w:name="_Toc214210084"/>
+      <w:bookmarkStart w:id="51" w:name="_Toc214617905"/>
       <w:r>
         <w:t>3.8 Параметры вывода результатов лексического анализа</w:t>
       </w:r>
@@ -24538,7 +25179,7 @@
       <w:pPr>
         <w:pStyle w:val="2"/>
       </w:pPr>
-      <w:bookmarkStart w:id="52" w:name="_Toc214210085"/>
+      <w:bookmarkStart w:id="52" w:name="_Toc214617906"/>
       <w:r>
         <w:t>3.9 Алгоритм работы лексического анализатора</w:t>
       </w:r>
@@ -24834,7 +25475,7 @@
         <w:pStyle w:val="2"/>
       </w:pPr>
       <w:bookmarkStart w:id="53" w:name="_Toc27604594"/>
-      <w:bookmarkStart w:id="54" w:name="_Toc214210086"/>
+      <w:bookmarkStart w:id="54" w:name="_Toc214617907"/>
       <w:r>
         <w:t>3.10 Контрольный пример</w:t>
       </w:r>
@@ -24897,7 +25538,7 @@
       <w:pPr>
         <w:pStyle w:val="1"/>
       </w:pPr>
-      <w:bookmarkStart w:id="55" w:name="_Toc214210087"/>
+      <w:bookmarkStart w:id="55" w:name="_Toc214617908"/>
       <w:r>
         <w:t>4. Разработка синтаксического анализатора</w:t>
       </w:r>
@@ -24907,7 +25548,7 @@
       <w:pPr>
         <w:pStyle w:val="2"/>
       </w:pPr>
-      <w:bookmarkStart w:id="56" w:name="_Toc214210088"/>
+      <w:bookmarkStart w:id="56" w:name="_Toc214617909"/>
       <w:r>
         <w:t>4.1 Структура синтаксического анализатора</w:t>
       </w:r>
@@ -25044,7 +25685,7 @@
       <w:pPr>
         <w:pStyle w:val="2"/>
       </w:pPr>
-      <w:bookmarkStart w:id="57" w:name="_Toc214210089"/>
+      <w:bookmarkStart w:id="57" w:name="_Toc214617910"/>
       <w:r>
         <w:t>4.2 Контекстно-свободная грамматика, описывающая синтаксис языка ENV-2025</w:t>
       </w:r>
@@ -27909,7 +28550,7 @@
       <w:pPr>
         <w:pStyle w:val="2"/>
       </w:pPr>
-      <w:bookmarkStart w:id="58" w:name="_Toc214210090"/>
+      <w:bookmarkStart w:id="58" w:name="_Toc214617911"/>
       <w:r>
         <w:t>4.3 Построение конечного магазинного автомата</w:t>
       </w:r>
@@ -28622,7 +29263,7 @@
       <w:pPr>
         <w:pStyle w:val="2"/>
       </w:pPr>
-      <w:bookmarkStart w:id="59" w:name="_Toc214210091"/>
+      <w:bookmarkStart w:id="59" w:name="_Toc214617912"/>
       <w:r>
         <w:t>4.4 Основные структуры данных</w:t>
       </w:r>
@@ -28670,7 +29311,7 @@
       <w:pPr>
         <w:pStyle w:val="2"/>
       </w:pPr>
-      <w:bookmarkStart w:id="60" w:name="_Toc214210092"/>
+      <w:bookmarkStart w:id="60" w:name="_Toc214617913"/>
       <w:r>
         <w:t>4.5 Описание алгоритма синтаксического разбора</w:t>
       </w:r>
@@ -28972,7 +29613,7 @@
       </w:pPr>
       <w:bookmarkStart w:id="61" w:name="_Toc532650635"/>
       <w:bookmarkStart w:id="62" w:name="_Toc27604601"/>
-      <w:bookmarkStart w:id="63" w:name="_Toc214210093"/>
+      <w:bookmarkStart w:id="63" w:name="_Toc214617914"/>
       <w:r>
         <w:t>4.6 Структура и перечень сообщений синтаксического анализатора</w:t>
       </w:r>
@@ -29068,7 +29709,7 @@
           <w:lang w:eastAsia="ru-RU"/>
         </w:rPr>
       </w:pPr>
-      <w:bookmarkStart w:id="64" w:name="_Toc214210094"/>
+      <w:bookmarkStart w:id="64" w:name="_Toc214617915"/>
       <w:r>
         <w:rPr>
           <w:lang w:eastAsia="ru-RU"/>
@@ -29126,7 +29767,7 @@
           <w:lang w:eastAsia="ru-RU"/>
         </w:rPr>
       </w:pPr>
-      <w:bookmarkStart w:id="65" w:name="_Toc214210095"/>
+      <w:bookmarkStart w:id="65" w:name="_Toc214617916"/>
       <w:r>
         <w:rPr>
           <w:lang w:eastAsia="ru-RU"/>
@@ -29164,7 +29805,7 @@
           <w:lang w:eastAsia="ru-RU"/>
         </w:rPr>
       </w:pPr>
-      <w:bookmarkStart w:id="66" w:name="_Toc214210096"/>
+      <w:bookmarkStart w:id="66" w:name="_Toc214617917"/>
       <w:r>
         <w:rPr>
           <w:lang w:eastAsia="ru-RU"/>
@@ -29232,7 +29873,7 @@
       <w:pPr>
         <w:pStyle w:val="1"/>
       </w:pPr>
-      <w:bookmarkStart w:id="67" w:name="_Toc214210097"/>
+      <w:bookmarkStart w:id="67" w:name="_Toc214617918"/>
       <w:r>
         <w:t>5. Разработка семантического анализатора</w:t>
       </w:r>
@@ -29242,7 +29883,7 @@
       <w:pPr>
         <w:pStyle w:val="2"/>
       </w:pPr>
-      <w:bookmarkStart w:id="68" w:name="_Toc214210098"/>
+      <w:bookmarkStart w:id="68" w:name="_Toc214617919"/>
       <w:r>
         <w:t>5.1 Структура семантического анализатора</w:t>
       </w:r>
@@ -29342,7 +29983,7 @@
       <w:pPr>
         <w:pStyle w:val="2"/>
       </w:pPr>
-      <w:bookmarkStart w:id="69" w:name="_Toc214210099"/>
+      <w:bookmarkStart w:id="69" w:name="_Toc214617920"/>
       <w:r>
         <w:t>5.2 Функции семантического анализатора</w:t>
       </w:r>
@@ -29634,7 +30275,7 @@
       <w:pPr>
         <w:pStyle w:val="2"/>
       </w:pPr>
-      <w:bookmarkStart w:id="70" w:name="_Toc214210100"/>
+      <w:bookmarkStart w:id="70" w:name="_Toc214617921"/>
       <w:r>
         <w:t>5.3 Структура и перечень сообщений семантического анализатора</w:t>
       </w:r>
@@ -31272,7 +31913,7 @@
       <w:pPr>
         <w:pStyle w:val="2"/>
       </w:pPr>
-      <w:bookmarkStart w:id="71" w:name="_Toc214210101"/>
+      <w:bookmarkStart w:id="71" w:name="_Toc214617922"/>
       <w:r>
         <w:t>5.4 Алгоритм работы семантического анализатора</w:t>
       </w:r>
@@ -31570,7 +32211,7 @@
       <w:pPr>
         <w:pStyle w:val="2"/>
       </w:pPr>
-      <w:bookmarkStart w:id="72" w:name="_Toc214210102"/>
+      <w:bookmarkStart w:id="72" w:name="_Toc214617923"/>
       <w:r>
         <w:t>5.5 Принцип обработки ошибок</w:t>
       </w:r>
@@ -31651,7 +32292,7 @@
       <w:pPr>
         <w:pStyle w:val="2"/>
       </w:pPr>
-      <w:bookmarkStart w:id="73" w:name="_Toc214210103"/>
+      <w:bookmarkStart w:id="73" w:name="_Toc214617924"/>
       <w:r>
         <w:t>5.</w:t>
       </w:r>
@@ -33167,17 +33808,21 @@
       <w:pPr>
         <w:pStyle w:val="1"/>
       </w:pPr>
+      <w:bookmarkStart w:id="74" w:name="_Toc214617925"/>
       <w:r>
         <w:t>6 Вычисление выражений</w:t>
       </w:r>
+      <w:bookmarkEnd w:id="74"/>
     </w:p>
     <w:p>
       <w:pPr>
         <w:pStyle w:val="2"/>
       </w:pPr>
+      <w:bookmarkStart w:id="75" w:name="_Toc214617926"/>
       <w:r>
         <w:t>6.1 Выражения, допускаемые языком</w:t>
       </w:r>
+      <w:bookmarkEnd w:id="75"/>
     </w:p>
     <w:p>
       <w:pPr>
@@ -33619,9 +34264,11 @@
       <w:pPr>
         <w:pStyle w:val="2"/>
       </w:pPr>
+      <w:bookmarkStart w:id="76" w:name="_Toc214617927"/>
       <w:r>
         <w:t>6.2 Польская запись и принцип её построения</w:t>
       </w:r>
+      <w:bookmarkEnd w:id="76"/>
     </w:p>
     <w:p>
       <w:pPr>
@@ -34141,13 +34788,15 @@
       <w:pPr>
         <w:pStyle w:val="2"/>
       </w:pPr>
-      <w:bookmarkStart w:id="74" w:name="_Toc532650648"/>
-      <w:bookmarkStart w:id="75" w:name="_Toc27604614"/>
+      <w:bookmarkStart w:id="77" w:name="_Toc532650648"/>
+      <w:bookmarkStart w:id="78" w:name="_Toc27604614"/>
+      <w:bookmarkStart w:id="79" w:name="_Toc214617928"/>
       <w:r>
         <w:t>6.3 Программная реализация обработки выражений</w:t>
       </w:r>
-      <w:bookmarkEnd w:id="74"/>
-      <w:bookmarkEnd w:id="75"/>
+      <w:bookmarkEnd w:id="77"/>
+      <w:bookmarkEnd w:id="78"/>
+      <w:bookmarkEnd w:id="79"/>
     </w:p>
     <w:p>
       <w:pPr>
@@ -34178,9 +34827,11 @@
       <w:pPr>
         <w:pStyle w:val="2"/>
       </w:pPr>
+      <w:bookmarkStart w:id="80" w:name="_Toc214617929"/>
       <w:r>
         <w:t>6.4 Контрольный пример</w:t>
       </w:r>
+      <w:bookmarkEnd w:id="80"/>
     </w:p>
     <w:p>
       <w:pPr>
@@ -35563,17 +36214,21 @@
       <w:pPr>
         <w:pStyle w:val="1"/>
       </w:pPr>
+      <w:bookmarkStart w:id="81" w:name="_Toc214617930"/>
       <w:r>
         <w:t>7. Генерация кода</w:t>
       </w:r>
+      <w:bookmarkEnd w:id="81"/>
     </w:p>
     <w:p>
       <w:pPr>
         <w:pStyle w:val="2"/>
       </w:pPr>
+      <w:bookmarkStart w:id="82" w:name="_Toc214617931"/>
       <w:r>
         <w:t>7.1 Структура генератора кода</w:t>
       </w:r>
+      <w:bookmarkEnd w:id="82"/>
     </w:p>
     <w:p>
       <w:pPr>
@@ -35690,9 +36345,11 @@
       <w:pPr>
         <w:pStyle w:val="2"/>
       </w:pPr>
+      <w:bookmarkStart w:id="83" w:name="_Toc214617932"/>
       <w:r>
         <w:t>7.2 Представление типов данных в оперативной памяти</w:t>
       </w:r>
+      <w:bookmarkEnd w:id="83"/>
     </w:p>
     <w:p>
       <w:pPr>
@@ -36114,9 +36771,11 @@
       <w:pPr>
         <w:pStyle w:val="2"/>
       </w:pPr>
+      <w:bookmarkStart w:id="84" w:name="_Toc214617933"/>
       <w:r>
         <w:t>7.3 Статическая библиотека</w:t>
       </w:r>
+      <w:bookmarkEnd w:id="84"/>
     </w:p>
     <w:p>
       <w:pPr>
@@ -37192,7 +37851,7 @@
           <w:szCs w:val="28"/>
         </w:rPr>
       </w:pPr>
-      <w:bookmarkStart w:id="76" w:name="_Toc214210104"/>
+      <w:bookmarkStart w:id="85" w:name="_Toc214617934"/>
       <w:r>
         <w:rPr>
           <w:rFonts w:cs="Times New Roman"/>
@@ -37200,7 +37859,7 @@
         </w:rPr>
         <w:t>Приложение А</w:t>
       </w:r>
-      <w:bookmarkEnd w:id="76"/>
+      <w:bookmarkEnd w:id="85"/>
     </w:p>
     <w:tbl>
       <w:tblPr>
